--- a/AZODO_EMEKA_CV_Senior_Machinery_Engineer_Seplat.docx
+++ b/AZODO_EMEKA_CV_Senior_Machinery_Engineer_Seplat.docx
@@ -699,7 +699,27 @@
           <w:color w:val="1A1A1A"/>
           <w:sz w:val="17"/>
         </w:rPr>
-        <w:t xml:space="preserve"> (120 MMSCFD sales gas + NGL export, expanding to 240 MMSCFD), covering top-tier machinery (HP/LP compressors, recompressors, turbo-expanders, cryogenic pumps), utilities (gas turbine generators, firewater pumps, air compressors) and the NGL fractionation train (de-ethaniser, de-propaniser, de-butaniser).</w:t>
+        <w:t xml:space="preserve">, the </w:t>
+      </w:r>
+      <w:r>
+        <w:rPr>
+          <w:rFonts w:ascii="Calibri" w:hAnsi="Calibri"/>
+          <w:b/>
+          <w:i w:val="0"/>
+          <w:color w:val="1A1A1A"/>
+          <w:sz w:val="17"/>
+        </w:rPr>
+        <w:t>key enabler of Seplat's 120 → 240 MMSCFD sales gas ambition</w:t>
+      </w:r>
+      <w:r>
+        <w:rPr>
+          <w:rFonts w:ascii="Calibri" w:hAnsi="Calibri"/>
+          <w:b w:val="0"/>
+          <w:i w:val="0"/>
+          <w:color w:val="1A1A1A"/>
+          <w:sz w:val="17"/>
+        </w:rPr>
+        <w:t xml:space="preserve"> and NGL export, covering top-tier machinery (HP/LP compressors, recompressors, turbo-expanders, cryogenic pumps), utilities (gas turbine generators, firewater pumps, air compressors) and the NGL fractionation train (de-ethaniser, de-propaniser, de-butaniser).</w:t>
       </w:r>
     </w:p>
     <w:p>
